--- a/모범답안_x1-s3-rag-streamlit.docx
+++ b/모범답안_x1-s3-rag-streamlit.docx
@@ -4,7 +4,7 @@
   <w:body>
     <w:p>
       <w:pPr>
-        <w:spacing w:before="0" w:after="80"/>
+        <w:spacing w:after="80"/>
         <w:jc w:val="center"/>
       </w:pPr>
       <w:r>
@@ -28,23 +28,36 @@
           <w:rFonts w:ascii="맑은 고딕" w:hAnsi="맑은 고딕"/>
           <w:b w:val="0"/>
           <w:color w:val="777777"/>
-          <w:sz w:val="22"/>
+          <w:sz w:val="21"/>
           <w:rFonts w:eastAsia="맑은 고딕"/>
         </w:rPr>
-        <w:t>KOREATECH 제조AI 교육과정 v1.6.15 | 교수자 배포용</w:t>
+        <w:t>KOREATECH 제조AI v1.6.15 | 교수자 배포용</w:t>
       </w:r>
     </w:p>
-    <w:p/>
     <w:p>
       <w:pPr>
-        <w:spacing w:before="240" w:after="80"/>
+        <w:spacing w:after="80"/>
+      </w:pPr>
+      <w:r>
+        <w:rPr>
+          <w:rFonts w:ascii="맑은 고딕" w:hAnsi="맑은 고딕"/>
+          <w:b w:val="0"/>
+          <w:sz w:val="21"/>
+          <w:rFonts w:eastAsia="맑은 고딕"/>
+        </w:rPr>
+        <w:t>※ ChromaDB + Streamlit 환경에서 실행합니다.</w:t>
+      </w:r>
+    </w:p>
+    <w:p>
+      <w:pPr>
+        <w:spacing w:before="280" w:after="80"/>
       </w:pPr>
       <w:r>
         <w:rPr>
           <w:rFonts w:ascii="맑은 고딕" w:hAnsi="맑은 고딕"/>
           <w:b/>
           <w:color w:val="1A73E8"/>
-          <w:sz w:val="32"/>
+          <w:sz w:val="34"/>
           <w:rFonts w:eastAsia="맑은 고딕"/>
         </w:rPr>
         <w:t>📒 노트북 01 — ChromaDB 색인</w:t>
@@ -62,105 +75,64 @@
           <w:sz w:val="16"/>
           <w:rFonts w:eastAsia="맑은 고딕"/>
         </w:rPr>
-        <w:t>────────────────────────────────────────────────────────────</w:t>
+        <w:t>──────────────────────────────────────────────────────────</w:t>
       </w:r>
     </w:p>
     <w:p>
       <w:pPr>
-        <w:spacing w:before="240" w:after="80"/>
-      </w:pPr>
-      <w:r>
-        <w:rPr>
-          <w:rFonts w:ascii="맑은 고딕" w:hAnsi="맑은 고딕"/>
-          <w:b/>
-          <w:color w:val="34A853"/>
-          <w:sz w:val="26"/>
-          <w:rFonts w:eastAsia="맑은 고딕"/>
-        </w:rPr>
-        <w:t>과제 A (필수) — 색인 문서 수 출력</w:t>
-      </w:r>
-    </w:p>
-    <w:p>
-      <w:pPr>
-        <w:spacing w:before="120" w:after="40"/>
-      </w:pPr>
-      <w:r>
-        <w:rPr>
-          <w:rFonts w:ascii="맑은 고딕" w:hAnsi="맑은 고딕"/>
-          <w:b/>
-          <w:color w:val="1976D2"/>
-          <w:sz w:val="22"/>
-          <w:rFonts w:eastAsia="맑은 고딕"/>
-        </w:rPr>
-        <w:t>▶ 모범 코드</w:t>
-      </w:r>
-    </w:p>
-    <w:p>
-      <w:pPr>
-        <w:spacing w:before="40" w:after="120"/>
-        <w:ind w:left="283"/>
-        <w:shd w:val="clear" w:color="auto" w:fill="F3F4F6"/>
-      </w:pPr>
-      <w:r>
-        <w:rPr>
-          <w:rFonts w:ascii="Courier New" w:hAnsi="Courier New"/>
-          <w:sz w:val="19"/>
-        </w:rPr>
-        <w:t>print(f'색인된 문서 수: {collection.count()}')</w:t>
-        <w:br/>
-        <w:br/>
-        <w:t># 예상 수와 비교</w:t>
-        <w:br/>
-        <w:t>expected = len(documents)</w:t>
-        <w:br/>
-        <w:t>actual = collection.count()</w:t>
-        <w:br/>
-        <w:t>print(f'예상: {expected}개, 실제: {actual}개')</w:t>
-        <w:br/>
-        <w:t>print('일치!' if expected == actual else '불일치 — 중복 제거 또는 필터링 확인')</w:t>
-      </w:r>
-    </w:p>
-    <w:p>
-      <w:pPr>
-        <w:spacing w:before="120" w:after="40"/>
+        <w:spacing w:before="200" w:after="60"/>
       </w:pPr>
       <w:r>
         <w:rPr>
           <w:rFonts w:ascii="맑은 고딕" w:hAnsi="맑은 고딕"/>
           <w:b/>
           <w:color w:val="0D652D"/>
-          <w:sz w:val="22"/>
+          <w:sz w:val="26"/>
           <w:rFonts w:eastAsia="맑은 고딕"/>
         </w:rPr>
-        <w:t>▶ 예상 출력</w:t>
+        <w:t>과제 A (필수) — 색인 문서 수 확인</w:t>
       </w:r>
     </w:p>
     <w:p>
       <w:pPr>
-        <w:spacing w:before="40" w:after="160"/>
-        <w:ind w:left="283"/>
-        <w:shd w:val="clear" w:color="auto" w:fill="EBF3FF"/>
+        <w:spacing w:before="40" w:after="80"/>
+        <w:ind w:left="227"/>
+        <w:shd w:val="clear" w:color="auto" w:fill="F1F3F4"/>
       </w:pPr>
       <w:r>
         <w:rPr>
           <w:rFonts w:ascii="Courier New" w:hAnsi="Courier New"/>
-          <w:color w:val="004499"/>
-          <w:sz w:val="19"/>
+          <w:sz w:val="18"/>
         </w:rPr>
-        <w:t>▶ 출력 결과:</w:t>
+        <w:t>print(f'색인된 문서 수: {collection.count()}')</w:t>
         <w:br/>
-        <w:t>색인된 문서 수: 47</w:t>
+        <w:t>expected = len(documents)</w:t>
         <w:br/>
-        <w:t>예상: 50개, 실제: 47개</w:t>
-        <w:br/>
-        <w:t>불일치 — 중복 제거 또는 필터링 확인</w:t>
-        <w:br/>
-        <w:t>(또는: 예상: 47개, 실제: 47개 → 일치!)</w:t>
+        <w:t>print(f'예상 {expected}개 vs 실제 {collection.count()}개')</w:t>
       </w:r>
     </w:p>
     <w:p>
       <w:pPr>
-        <w:spacing w:before="0" w:after="200"/>
+        <w:spacing w:before="0" w:after="120"/>
+        <w:ind w:left="227"/>
+        <w:shd w:val="clear" w:color="auto" w:fill="1E1E2E"/>
+      </w:pPr>
+      <w:r>
+        <w:rPr>
+          <w:rFonts w:ascii="Courier New" w:hAnsi="Courier New"/>
+          <w:color w:val="A8FFA8"/>
+          <w:sz w:val="18"/>
+        </w:rPr>
+        <w:t>색인된 문서 수: 47</w:t>
+        <w:br/>
+        <w:t>예상 50개 vs 실제 47개</w:t>
+        <w:br/>
+        <w:t>→ 불일치: 중복 ID 덮어쓰기 또는 빈 문서 필터링</w:t>
+      </w:r>
+    </w:p>
+    <w:p>
+      <w:pPr>
+        <w:spacing w:after="200"/>
         <w:ind w:left="170"/>
       </w:pPr>
       <w:r>
@@ -181,19 +153,18 @@
           <w:sz w:val="20"/>
           <w:rFonts w:eastAsia="맑은 고딕"/>
         </w:rPr>
-        <w:t>문서 수가 예상과 다른 경우, 중복 ID로 인한 덮어쓰기 또는 빈 문서 필터링 때문일 수 있습니다. ChromaDB는 같은 ID로 upsert 시 덮어씁니다.</w:t>
+        <w:t>ChromaDB는 동일 ID로 add 시 덮어씁니다. 예상과 실제 수가 다르면 중복 문서나 필터링 여부를 확인하세요.</w:t>
       </w:r>
     </w:p>
-    <w:p/>
     <w:p>
       <w:pPr>
-        <w:spacing w:before="240" w:after="80"/>
+        <w:spacing w:before="200" w:after="60"/>
       </w:pPr>
       <w:r>
         <w:rPr>
           <w:rFonts w:ascii="맑은 고딕" w:hAnsi="맑은 고딕"/>
           <w:b/>
-          <w:color w:val="34A853"/>
+          <w:color w:val="0D652D"/>
           <w:sz w:val="26"/>
           <w:rFonts w:eastAsia="맑은 고딕"/>
         </w:rPr>
@@ -202,91 +173,55 @@
     </w:p>
     <w:p>
       <w:pPr>
-        <w:spacing w:before="120" w:after="40"/>
+        <w:spacing w:before="40" w:after="80"/>
+        <w:ind w:left="227"/>
+        <w:shd w:val="clear" w:color="auto" w:fill="F1F3F4"/>
       </w:pPr>
       <w:r>
         <w:rPr>
-          <w:rFonts w:ascii="맑은 고딕" w:hAnsi="맑은 고딕"/>
-          <w:b/>
-          <w:color w:val="1976D2"/>
-          <w:sz w:val="22"/>
-          <w:rFonts w:eastAsia="맑은 고딕"/>
+          <w:rFonts w:ascii="Courier New" w:hAnsi="Courier New"/>
+          <w:sz w:val="18"/>
         </w:rPr>
-        <w:t>▶ 모범 코드</w:t>
+        <w:t>for kw in ['정기점검 방법', '이상 알람 기준']:</w:t>
+        <w:br/>
+        <w:t xml:space="preserve">    results = collection.query(query_texts=[kw], n_results=3)</w:t>
+        <w:br/>
+        <w:t xml:space="preserve">    print(f'\n[{kw}]:')</w:t>
+        <w:br/>
+        <w:t xml:space="preserve">    for doc in results['documents'][0]:</w:t>
+        <w:br/>
+        <w:t xml:space="preserve">        print(f'  {doc[:80]}')</w:t>
       </w:r>
     </w:p>
     <w:p>
       <w:pPr>
-        <w:spacing w:before="40" w:after="120"/>
-        <w:ind w:left="283"/>
-        <w:shd w:val="clear" w:color="auto" w:fill="F3F4F6"/>
+        <w:spacing w:before="0" w:after="120"/>
+        <w:ind w:left="227"/>
+        <w:shd w:val="clear" w:color="auto" w:fill="1E1E2E"/>
       </w:pPr>
       <w:r>
         <w:rPr>
           <w:rFonts w:ascii="Courier New" w:hAnsi="Courier New"/>
-          <w:sz w:val="19"/>
+          <w:color w:val="A8FFA8"/>
+          <w:sz w:val="18"/>
         </w:rPr>
-        <w:t>keywords = ['정기점검 방법', '이상 알람 기준']</w:t>
+        <w:t>[정기점검 방법]:</w:t>
         <w:br/>
-        <w:t>for kw in keywords:</w:t>
+        <w:t xml:space="preserve">  월별 정기점검 항목: 오일 교체, 필터 청소, 볼트 토크 확인...</w:t>
         <w:br/>
-        <w:t xml:space="preserve">    results = collection.query(query_texts=[kw], n_results=3)</w:t>
+        <w:t xml:space="preserve">  점검 체크리스트 작성 후 서명 보관 필요...</w:t>
         <w:br/>
-        <w:t xml:space="preserve">    print(f'\n[{kw}] 검색 결과:')</w:t>
         <w:br/>
-        <w:t xml:space="preserve">    for doc in results['documents'][0]:</w:t>
+        <w:t>[이상 알람 기준]:</w:t>
         <w:br/>
-        <w:t xml:space="preserve">        print(f'  - {doc[:100]}')</w:t>
+        <w:t xml:space="preserve">  진동 150% 이상 시 경고 알람 발생...</w:t>
+        <w:br/>
+        <w:t xml:space="preserve">  온도 80°C 초과 시 긴급 정지 알람...</w:t>
       </w:r>
     </w:p>
     <w:p>
       <w:pPr>
-        <w:spacing w:before="120" w:after="40"/>
-      </w:pPr>
-      <w:r>
-        <w:rPr>
-          <w:rFonts w:ascii="맑은 고딕" w:hAnsi="맑은 고딕"/>
-          <w:b/>
-          <w:color w:val="0D652D"/>
-          <w:sz w:val="22"/>
-          <w:rFonts w:eastAsia="맑은 고딕"/>
-        </w:rPr>
-        <w:t>▶ 예상 출력</w:t>
-      </w:r>
-    </w:p>
-    <w:p>
-      <w:pPr>
-        <w:spacing w:before="40" w:after="160"/>
-        <w:ind w:left="283"/>
-        <w:shd w:val="clear" w:color="auto" w:fill="EBF3FF"/>
-      </w:pPr>
-      <w:r>
-        <w:rPr>
-          <w:rFonts w:ascii="Courier New" w:hAnsi="Courier New"/>
-          <w:color w:val="004499"/>
-          <w:sz w:val="19"/>
-        </w:rPr>
-        <w:t>▶ 출력 결과:</w:t>
-        <w:br/>
-        <w:t>[정기점검 방법] 검색 결과:</w:t>
-        <w:br/>
-        <w:t xml:space="preserve">  - 월별 정기점검 항목: 오일 교체, 필터 청소, 볼트 토크 확인...</w:t>
-        <w:br/>
-        <w:t xml:space="preserve">  - 정기점검 미실시 시 보증 적용 불가...</w:t>
-        <w:br/>
-        <w:t xml:space="preserve">  - 점검 체크리스트 작성 후 서명 보관 필요...</w:t>
-        <w:br/>
-        <w:br/>
-        <w:t>[이상 알람 기준] 검색 결과:</w:t>
-        <w:br/>
-        <w:t xml:space="preserve">  - 진동 150% 이상 시 경고 알람 발생...</w:t>
-        <w:br/>
-        <w:t xml:space="preserve">  - 온도 80°C 초과 시 긴급 정지 알람...</w:t>
-      </w:r>
-    </w:p>
-    <w:p>
-      <w:pPr>
-        <w:spacing w:before="0" w:after="200"/>
+        <w:spacing w:after="200"/>
         <w:ind w:left="170"/>
       </w:pPr>
       <w:r>
@@ -307,105 +242,104 @@
           <w:sz w:val="20"/>
           <w:rFonts w:eastAsia="맑은 고딕"/>
         </w:rPr>
-        <w:t>다른 키워드를 사용하면 다른 문서가 검색됩니다. 의미 기반 벡터 검색이므로 키워드가 완전히 일치하지 않아도 관련 문서를 찾을 수 있습니다.</w:t>
+        <w:t>의미 기반 검색이므로 키워드가 완전히 일치하지 않아도 관련 문서가 검색됩니다. 다른 키워드에서 다른 문서가 나오는 것을 확인하는 것이 핵심입니다.</w:t>
       </w:r>
     </w:p>
-    <w:p/>
     <w:p>
       <w:pPr>
-        <w:spacing w:before="240" w:after="80"/>
+        <w:spacing w:before="280" w:after="80"/>
       </w:pPr>
       <w:r>
         <w:rPr>
           <w:rFonts w:ascii="맑은 고딕" w:hAnsi="맑은 고딕"/>
           <w:b/>
-          <w:color w:val="34A853"/>
-          <w:sz w:val="26"/>
+          <w:color w:val="1A73E8"/>
+          <w:sz w:val="34"/>
           <w:rFonts w:eastAsia="맑은 고딕"/>
         </w:rPr>
-        <w:t>과제 C (심화) — Distance Score 확인</w:t>
+        <w:t>📒 노트북 02 — RAG 파이프라인</w:t>
       </w:r>
     </w:p>
     <w:p>
       <w:pPr>
-        <w:spacing w:before="120" w:after="40"/>
+        <w:spacing w:before="80" w:after="80"/>
       </w:pPr>
       <w:r>
         <w:rPr>
           <w:rFonts w:ascii="맑은 고딕" w:hAnsi="맑은 고딕"/>
-          <w:b/>
-          <w:color w:val="1976D2"/>
-          <w:sz w:val="22"/>
+          <w:b w:val="0"/>
+          <w:color w:val="CCCCCC"/>
+          <w:sz w:val="16"/>
           <w:rFonts w:eastAsia="맑은 고딕"/>
         </w:rPr>
-        <w:t>▶ 모범 코드</w:t>
+        <w:t>──────────────────────────────────────────────────────────</w:t>
       </w:r>
     </w:p>
     <w:p>
       <w:pPr>
-        <w:spacing w:before="40" w:after="120"/>
-        <w:ind w:left="283"/>
-        <w:shd w:val="clear" w:color="auto" w:fill="F3F4F6"/>
-      </w:pPr>
-      <w:r>
-        <w:rPr>
-          <w:rFonts w:ascii="Courier New" w:hAnsi="Courier New"/>
-          <w:sz w:val="19"/>
-        </w:rPr>
-        <w:t>results = collection.query(</w:t>
-        <w:br/>
-        <w:t xml:space="preserve">    query_texts=['베어링 고장 증상'],</w:t>
-        <w:br/>
-        <w:t xml:space="preserve">    n_results=3,</w:t>
-        <w:br/>
-        <w:t xml:space="preserve">    include=['documents','distances']</w:t>
-        <w:br/>
-        <w:t>)</w:t>
-        <w:br/>
-        <w:t>for doc, dist in zip(results['documents'][0], results['distances'][0]):</w:t>
-        <w:br/>
-        <w:t xml:space="preserve">    print(f'유사도 거리: {dist:.4f} | {doc[:60]}...')</w:t>
-      </w:r>
-    </w:p>
-    <w:p>
-      <w:pPr>
-        <w:spacing w:before="120" w:after="40"/>
+        <w:spacing w:before="200" w:after="60"/>
       </w:pPr>
       <w:r>
         <w:rPr>
           <w:rFonts w:ascii="맑은 고딕" w:hAnsi="맑은 고딕"/>
           <w:b/>
           <w:color w:val="0D652D"/>
-          <w:sz w:val="22"/>
+          <w:sz w:val="26"/>
           <w:rFonts w:eastAsia="맑은 고딕"/>
         </w:rPr>
-        <w:t>▶ 예상 출력</w:t>
+        <w:t>과제 B (필수) — NORMAL/WARNING/CRITICAL 조건</w:t>
       </w:r>
     </w:p>
     <w:p>
       <w:pPr>
-        <w:spacing w:before="40" w:after="160"/>
-        <w:ind w:left="283"/>
-        <w:shd w:val="clear" w:color="auto" w:fill="EBF3FF"/>
+        <w:spacing w:before="40" w:after="80"/>
+        <w:ind w:left="227"/>
+        <w:shd w:val="clear" w:color="auto" w:fill="F1F3F4"/>
       </w:pPr>
       <w:r>
         <w:rPr>
           <w:rFonts w:ascii="Courier New" w:hAnsi="Courier New"/>
-          <w:color w:val="004499"/>
-          <w:sz w:val="19"/>
+          <w:sz w:val="18"/>
         </w:rPr>
-        <w:t>▶ 출력 결과:</w:t>
+        <w:t># app.py 코드에서 상태 분기 로직 확인</w:t>
         <w:br/>
-        <w:t>유사도 거리: 0.1234 | 베어링 수명이 다하면 진동과 소음이 증가...</w:t>
+        <w:t>if health_index &gt;= 90:</w:t>
         <w:br/>
-        <w:t>유사도 거리: 0.2341 | 베어링 교체 시 반드시 규격에 맞는 부품...</w:t>
+        <w:t xml:space="preserve">    status = 'NORMAL'</w:t>
         <w:br/>
-        <w:t>유사도 거리: 0.3456 | 진동 이상 발생 시 즉시 운전을 중지하고...</w:t>
+        <w:t>elif health_index &gt;= 70:</w:t>
+        <w:br/>
+        <w:t xml:space="preserve">    status = 'WARNING'</w:t>
+        <w:br/>
+        <w:t>else:</w:t>
+        <w:br/>
+        <w:t xml:space="preserve">    status = 'CRITICAL'</w:t>
       </w:r>
     </w:p>
     <w:p>
       <w:pPr>
-        <w:spacing w:before="0" w:after="200"/>
+        <w:spacing w:before="0" w:after="120"/>
+        <w:ind w:left="227"/>
+        <w:shd w:val="clear" w:color="auto" w:fill="1E1E2E"/>
+      </w:pPr>
+      <w:r>
+        <w:rPr>
+          <w:rFonts w:ascii="Courier New" w:hAnsi="Courier New"/>
+          <w:color w:val="A8FFA8"/>
+          <w:sz w:val="18"/>
+        </w:rPr>
+        <w:t>NORMAL:   Health Index &gt;= 90</w:t>
+        <w:br/>
+        <w:t>WARNING:  Health Index &gt;= 70 and &lt; 90</w:t>
+        <w:br/>
+        <w:t>CRITICAL: Health Index &lt; 70</w:t>
+        <w:br/>
+        <w:t>(진동값 기준: NORMAL &lt; 1.5g / WARNING 1.5~3.0g / CRITICAL &gt;= 3.0g)</w:t>
+      </w:r>
+    </w:p>
+    <w:p>
+      <w:pPr>
+        <w:spacing w:after="200"/>
         <w:ind w:left="170"/>
       </w:pPr>
       <w:r>
@@ -426,284 +360,9 @@
           <w:sz w:val="20"/>
           <w:rFonts w:eastAsia="맑은 고딕"/>
         </w:rPr>
-        <w:t>Distance가 작을수록 쿼리와 유사한 문서입니다. ChromaDB는 기본적으로 L2 거리(또는 코사인 거리)를 사용하며, 0에 가까울수록 매우 유사합니다.</w:t>
+        <w:t>대시보드 상태 분기는 if-elif 구문으로 구현됩니다. 임계값을 찾아두면 현장 조건에 맞게 조정하는 방법을 교육할 수 있습니다.</w:t>
       </w:r>
     </w:p>
-    <w:p/>
-    <w:p>
-      <w:pPr>
-        <w:spacing w:before="240" w:after="80"/>
-      </w:pPr>
-      <w:r>
-        <w:rPr>
-          <w:rFonts w:ascii="맑은 고딕" w:hAnsi="맑은 고딕"/>
-          <w:b/>
-          <w:color w:val="1A73E8"/>
-          <w:sz w:val="32"/>
-          <w:rFonts w:eastAsia="맑은 고딕"/>
-        </w:rPr>
-        <w:t>📒 노트북 02 — RAG 파이프라인</w:t>
-      </w:r>
-    </w:p>
-    <w:p>
-      <w:pPr>
-        <w:spacing w:before="80" w:after="80"/>
-      </w:pPr>
-      <w:r>
-        <w:rPr>
-          <w:rFonts w:ascii="맑은 고딕" w:hAnsi="맑은 고딕"/>
-          <w:b w:val="0"/>
-          <w:color w:val="CCCCCC"/>
-          <w:sz w:val="16"/>
-          <w:rFonts w:eastAsia="맑은 고딕"/>
-        </w:rPr>
-        <w:t>────────────────────────────────────────────────────────────</w:t>
-      </w:r>
-    </w:p>
-    <w:p>
-      <w:pPr>
-        <w:spacing w:before="240" w:after="80"/>
-      </w:pPr>
-      <w:r>
-        <w:rPr>
-          <w:rFonts w:ascii="맑은 고딕" w:hAnsi="맑은 고딕"/>
-          <w:b/>
-          <w:color w:val="34A853"/>
-          <w:sz w:val="26"/>
-          <w:rFonts w:eastAsia="맑은 고딕"/>
-        </w:rPr>
-        <w:t>과제 A (필수) — Streamlit 앱 질문 2개 테스트</w:t>
-      </w:r>
-    </w:p>
-    <w:p>
-      <w:pPr>
-        <w:spacing w:before="120" w:after="40"/>
-      </w:pPr>
-      <w:r>
-        <w:rPr>
-          <w:rFonts w:ascii="맑은 고딕" w:hAnsi="맑은 고딕"/>
-          <w:b/>
-          <w:color w:val="1976D2"/>
-          <w:sz w:val="22"/>
-          <w:rFonts w:eastAsia="맑은 고딕"/>
-        </w:rPr>
-        <w:t>▶ 모범 코드</w:t>
-      </w:r>
-    </w:p>
-    <w:p>
-      <w:pPr>
-        <w:spacing w:before="40" w:after="120"/>
-        <w:ind w:left="283"/>
-        <w:shd w:val="clear" w:color="auto" w:fill="F3F4F6"/>
-      </w:pPr>
-      <w:r>
-        <w:rPr>
-          <w:rFonts w:ascii="Courier New" w:hAnsi="Courier New"/>
-          <w:sz w:val="19"/>
-        </w:rPr>
-        <w:t># streamlit run app.py 실행 후 브라우저에서 질문 입력</w:t>
-        <w:br/>
-        <w:t># 질문 1: '베어링 교체 주기는 얼마인가요?'</w:t>
-        <w:br/>
-        <w:t># 질문 2: '이상 진동이 감지될 때 조치 방법은?'</w:t>
-        <w:br/>
-        <w:br/>
-        <w:t># 답변 예시 (앱 실행 결과):</w:t>
-        <w:br/>
-        <w:t>질문1_답변 = '베어링 교체 주기는 가동 시간 기준 2,000시간이며, 진동 이상 시 즉시 교체합니다.'</w:t>
-        <w:br/>
-        <w:t>질문2_답변 = '이상 진동 감지 시: 1) 즉시 운전 중지 2) 진동 측정값 기록 3) 관리자 보고 4) 점검 후 재가동'</w:t>
-      </w:r>
-    </w:p>
-    <w:p>
-      <w:pPr>
-        <w:spacing w:before="120" w:after="40"/>
-      </w:pPr>
-      <w:r>
-        <w:rPr>
-          <w:rFonts w:ascii="맑은 고딕" w:hAnsi="맑은 고딕"/>
-          <w:b/>
-          <w:color w:val="0D652D"/>
-          <w:sz w:val="22"/>
-          <w:rFonts w:eastAsia="맑은 고딕"/>
-        </w:rPr>
-        <w:t>▶ 예상 출력</w:t>
-      </w:r>
-    </w:p>
-    <w:p>
-      <w:pPr>
-        <w:spacing w:before="40" w:after="160"/>
-        <w:ind w:left="283"/>
-        <w:shd w:val="clear" w:color="auto" w:fill="EBF3FF"/>
-      </w:pPr>
-      <w:r>
-        <w:rPr>
-          <w:rFonts w:ascii="Courier New" w:hAnsi="Courier New"/>
-          <w:color w:val="004499"/>
-          <w:sz w:val="19"/>
-        </w:rPr>
-        <w:t>▶ 출력 결과:</w:t>
-        <w:br/>
-        <w:t>질문 1 (베어링 교체 주기):</w:t>
-        <w:br/>
-        <w:t>→ 베어링 교체 주기는 가동 시간 기준 2,000시간이며...</w:t>
-        <w:br/>
-        <w:br/>
-        <w:t>질문 2 (이상 진동 조치):</w:t>
-        <w:br/>
-        <w:t>→ 이상 진동 감지 시: 1) 즉시 운전 중지...</w:t>
-      </w:r>
-    </w:p>
-    <w:p>
-      <w:pPr>
-        <w:spacing w:before="0" w:after="200"/>
-        <w:ind w:left="170"/>
-      </w:pPr>
-      <w:r>
-        <w:rPr>
-          <w:rFonts w:ascii="맑은 고딕" w:hAnsi="맑은 고딕"/>
-          <w:b/>
-          <w:color w:val="E67900"/>
-          <w:sz w:val="20"/>
-          <w:rFonts w:eastAsia="맑은 고딕"/>
-        </w:rPr>
-        <w:t xml:space="preserve">💡 해설: </w:t>
-      </w:r>
-      <w:r>
-        <w:rPr>
-          <w:rFonts w:ascii="맑은 고딕" w:hAnsi="맑은 고딕"/>
-          <w:b w:val="0"/>
-          <w:color w:val="444444"/>
-          <w:sz w:val="20"/>
-          <w:rFonts w:eastAsia="맑은 고딕"/>
-        </w:rPr>
-        <w:t>Streamlit 앱을 실행하여 실제 UI로 테스트합니다. 질문마다 RAG가 관련 문서를 검색하고 LLM이 답변을 생성합니다.</w:t>
-      </w:r>
-    </w:p>
-    <w:p/>
-    <w:p>
-      <w:pPr>
-        <w:spacing w:before="240" w:after="80"/>
-      </w:pPr>
-      <w:r>
-        <w:rPr>
-          <w:rFonts w:ascii="맑은 고딕" w:hAnsi="맑은 고딕"/>
-          <w:b/>
-          <w:color w:val="34A853"/>
-          <w:sz w:val="26"/>
-          <w:rFonts w:eastAsia="맑은 고딕"/>
-        </w:rPr>
-        <w:t>과제 B (필수) — NORMAL/WARNING/CRITICAL 조건 찾기</w:t>
-      </w:r>
-    </w:p>
-    <w:p>
-      <w:pPr>
-        <w:spacing w:before="120" w:after="40"/>
-      </w:pPr>
-      <w:r>
-        <w:rPr>
-          <w:rFonts w:ascii="맑은 고딕" w:hAnsi="맑은 고딕"/>
-          <w:b/>
-          <w:color w:val="1976D2"/>
-          <w:sz w:val="22"/>
-          <w:rFonts w:eastAsia="맑은 고딕"/>
-        </w:rPr>
-        <w:t>▶ 모범 코드</w:t>
-      </w:r>
-    </w:p>
-    <w:p>
-      <w:pPr>
-        <w:spacing w:before="40" w:after="120"/>
-        <w:ind w:left="283"/>
-        <w:shd w:val="clear" w:color="auto" w:fill="F3F4F6"/>
-      </w:pPr>
-      <w:r>
-        <w:rPr>
-          <w:rFonts w:ascii="Courier New" w:hAnsi="Courier New"/>
-          <w:sz w:val="19"/>
-        </w:rPr>
-        <w:t># app.py 코드에서 상태 분기 로직 확인</w:t>
-        <w:br/>
-        <w:t># 예시로 확인된 조건:</w:t>
-        <w:br/>
-        <w:t>print('NORMAL:   Health Index &gt;= 90')</w:t>
-        <w:br/>
-        <w:t>print('WARNING:  Health Index &gt;= 70 and &lt; 90')</w:t>
-        <w:br/>
-        <w:t>print('CRITICAL: Health Index &lt; 70')</w:t>
-        <w:br/>
-        <w:t># 또는 진동값 기준:</w:t>
-        <w:br/>
-        <w:t>print('NORMAL:   vibration &lt; 1.5g')</w:t>
-        <w:br/>
-        <w:t>print('WARNING:  vibration &gt;= 1.5g and &lt; 3.0g')</w:t>
-        <w:br/>
-        <w:t>print('CRITICAL: vibration &gt;= 3.0g')</w:t>
-      </w:r>
-    </w:p>
-    <w:p>
-      <w:pPr>
-        <w:spacing w:before="120" w:after="40"/>
-      </w:pPr>
-      <w:r>
-        <w:rPr>
-          <w:rFonts w:ascii="맑은 고딕" w:hAnsi="맑은 고딕"/>
-          <w:b/>
-          <w:color w:val="0D652D"/>
-          <w:sz w:val="22"/>
-          <w:rFonts w:eastAsia="맑은 고딕"/>
-        </w:rPr>
-        <w:t>▶ 예상 출력</w:t>
-      </w:r>
-    </w:p>
-    <w:p>
-      <w:pPr>
-        <w:spacing w:before="40" w:after="160"/>
-        <w:ind w:left="283"/>
-        <w:shd w:val="clear" w:color="auto" w:fill="EBF3FF"/>
-      </w:pPr>
-      <w:r>
-        <w:rPr>
-          <w:rFonts w:ascii="Courier New" w:hAnsi="Courier New"/>
-          <w:color w:val="004499"/>
-          <w:sz w:val="19"/>
-        </w:rPr>
-        <w:t>▶ 출력 결과:</w:t>
-        <w:br/>
-        <w:t>NORMAL:   Health Index &gt;= 90</w:t>
-        <w:br/>
-        <w:t>WARNING:  Health Index &gt;= 70 and &lt; 90</w:t>
-        <w:br/>
-        <w:t>CRITICAL: Health Index &lt; 70</w:t>
-      </w:r>
-    </w:p>
-    <w:p>
-      <w:pPr>
-        <w:spacing w:before="0" w:after="200"/>
-        <w:ind w:left="170"/>
-      </w:pPr>
-      <w:r>
-        <w:rPr>
-          <w:rFonts w:ascii="맑은 고딕" w:hAnsi="맑은 고딕"/>
-          <w:b/>
-          <w:color w:val="E67900"/>
-          <w:sz w:val="20"/>
-          <w:rFonts w:eastAsia="맑은 고딕"/>
-        </w:rPr>
-        <w:t xml:space="preserve">💡 해설: </w:t>
-      </w:r>
-      <w:r>
-        <w:rPr>
-          <w:rFonts w:ascii="맑은 고딕" w:hAnsi="맑은 고딕"/>
-          <w:b w:val="0"/>
-          <w:color w:val="444444"/>
-          <w:sz w:val="20"/>
-          <w:rFonts w:eastAsia="맑은 고딕"/>
-        </w:rPr>
-        <w:t>대시보드의 상태 분기 로직은 코드에서 if-elif 구문으로 구현됩니다. 임계값(threshold)을 찾아 적어두면 현장 조정 시 참고할 수 있습니다.</w:t>
-      </w:r>
-    </w:p>
-    <w:p/>
     <w:sectPr>
       <w:pgSz w:w="12240" w:h="15840"/>
       <w:pgMar w:top="1134" w:right="1417" w:bottom="1134" w:left="1417" w:header="720" w:footer="720" w:gutter="0"/>
